--- a/Opdracht B/Game Design Document.docx
+++ b/Opdracht B/Game Design Document.docx
@@ -723,62 +723,16 @@
                       <w:szCs w:val="12"/>
                     </w:rPr>
                   </w:pPr>
-                  <w:proofErr w:type="spellStart"/>
-                  <w:r>
-                    <w:rPr>
-                      <w:rFonts w:ascii="Cabin" w:eastAsia="Cabin" w:hAnsi="Cabin" w:cs="Cabin"/>
-                      <w:i/>
-                      <w:color w:val="B7B7B7"/>
-                      <w:sz w:val="22"/>
-                      <w:szCs w:val="22"/>
-                    </w:rPr>
-                    <w:t>Colored</w:t>
-                  </w:r>
-                  <w:proofErr w:type="spellEnd"/>
-                  <w:r>
-                    <w:rPr>
-                      <w:rFonts w:ascii="Cabin" w:eastAsia="Cabin" w:hAnsi="Cabin" w:cs="Cabin"/>
-                      <w:i/>
-                      <w:color w:val="B7B7B7"/>
-                      <w:sz w:val="22"/>
-                      <w:szCs w:val="22"/>
-                    </w:rPr>
-                    <w:t xml:space="preserve"> </w:t>
-                  </w:r>
-                  <w:proofErr w:type="spellStart"/>
-                  <w:r>
-                    <w:rPr>
-                      <w:rFonts w:ascii="Cabin" w:eastAsia="Cabin" w:hAnsi="Cabin" w:cs="Cabin"/>
-                      <w:i/>
-                      <w:color w:val="B7B7B7"/>
-                      <w:sz w:val="22"/>
-                      <w:szCs w:val="22"/>
-                    </w:rPr>
-                    <w:t>rectangle</w:t>
-                  </w:r>
-                  <w:proofErr w:type="spellEnd"/>
-                  <w:r>
-                    <w:rPr>
-                      <w:rFonts w:ascii="Cabin" w:eastAsia="Cabin" w:hAnsi="Cabin" w:cs="Cabin"/>
-                      <w:i/>
-                      <w:color w:val="B7B7B7"/>
-                      <w:sz w:val="22"/>
-                      <w:szCs w:val="22"/>
-                    </w:rPr>
-                    <w:t xml:space="preserve"> </w:t>
-                  </w:r>
-                  <w:proofErr w:type="spellStart"/>
-                  <w:r>
-                    <w:rPr>
-                      <w:rFonts w:ascii="Cabin" w:eastAsia="Cabin" w:hAnsi="Cabin" w:cs="Cabin"/>
-                      <w:i/>
-                      <w:color w:val="B7B7B7"/>
-                      <w:sz w:val="22"/>
-                      <w:szCs w:val="22"/>
-                    </w:rPr>
-                    <w:t>player</w:t>
-                  </w:r>
-                  <w:proofErr w:type="spellEnd"/>
+                  <w:r>
+                    <w:rPr>
+                      <w:rFonts w:ascii="Cabin" w:eastAsia="Cabin" w:hAnsi="Cabin" w:cs="Cabin"/>
+                      <w:i/>
+                      <w:color w:val="B7B7B7"/>
+                      <w:sz w:val="22"/>
+                      <w:szCs w:val="22"/>
+                    </w:rPr>
+                    <w:t>Cowboy man asset</w:t>
+                  </w:r>
                 </w:p>
               </w:tc>
             </w:tr>
@@ -1319,18 +1273,16 @@
                     </w:rPr>
                     <w:t xml:space="preserve"> </w:t>
                   </w:r>
-                  <w:proofErr w:type="spellStart"/>
-                  <w:r>
-                    <w:rPr>
-                      <w:rFonts w:ascii="Cabin" w:eastAsia="Cabin" w:hAnsi="Cabin" w:cs="Cabin"/>
-                      <w:i/>
-                      <w:color w:val="B7B7B7"/>
-                      <w:sz w:val="22"/>
-                      <w:szCs w:val="22"/>
-                    </w:rPr>
-                    <w:t>blocks</w:t>
-                  </w:r>
-                  <w:proofErr w:type="spellEnd"/>
+                  <w:r>
+                    <w:rPr>
+                      <w:rFonts w:ascii="Cabin" w:eastAsia="Cabin" w:hAnsi="Cabin" w:cs="Cabin"/>
+                      <w:i/>
+                      <w:color w:val="B7B7B7"/>
+                      <w:sz w:val="22"/>
+                      <w:szCs w:val="22"/>
+                    </w:rPr>
+                    <w:t>bombs</w:t>
+                  </w:r>
                 </w:p>
               </w:tc>
             </w:tr>
@@ -1578,7 +1530,7 @@
                       <w:sz w:val="22"/>
                       <w:szCs w:val="22"/>
                     </w:rPr>
-                    <w:t>blocks</w:t>
+                    <w:t>bombs</w:t>
                   </w:r>
                   <w:proofErr w:type="spellEnd"/>
                   <w:proofErr w:type="gramEnd"/>
@@ -2050,7 +2002,7 @@
                       <w:sz w:val="22"/>
                       <w:szCs w:val="22"/>
                     </w:rPr>
-                    <w:t>blocks</w:t>
+                    <w:t>bombs</w:t>
                   </w:r>
                   <w:proofErr w:type="spellEnd"/>
                 </w:p>
@@ -2359,7 +2311,29 @@
                       <w:sz w:val="22"/>
                       <w:szCs w:val="22"/>
                     </w:rPr>
-                    <w:t xml:space="preserve"> block hits </w:t>
+                    <w:t xml:space="preserve"> </w:t>
+                  </w:r>
+                  <w:proofErr w:type="spellStart"/>
+                  <w:r>
+                    <w:rPr>
+                      <w:rFonts w:ascii="Cabin" w:eastAsia="Cabin" w:hAnsi="Cabin" w:cs="Cabin"/>
+                      <w:i/>
+                      <w:color w:val="B7B7B7"/>
+                      <w:sz w:val="22"/>
+                      <w:szCs w:val="22"/>
+                    </w:rPr>
+                    <w:t>bomb</w:t>
+                  </w:r>
+                  <w:proofErr w:type="spellEnd"/>
+                  <w:r>
+                    <w:rPr>
+                      <w:rFonts w:ascii="Cabin" w:eastAsia="Cabin" w:hAnsi="Cabin" w:cs="Cabin"/>
+                      <w:i/>
+                      <w:color w:val="B7B7B7"/>
+                      <w:sz w:val="22"/>
+                      <w:szCs w:val="22"/>
+                    </w:rPr>
+                    <w:t xml:space="preserve"> hits </w:t>
                   </w:r>
                   <w:proofErr w:type="spellStart"/>
                   <w:r>
@@ -3223,7 +3197,7 @@
                       <w:sz w:val="22"/>
                       <w:szCs w:val="22"/>
                     </w:rPr>
-                    <w:t>blocks</w:t>
+                    <w:t>bombs</w:t>
                   </w:r>
                   <w:proofErr w:type="spellEnd"/>
                   <w:r>
@@ -3962,7 +3936,6 @@
                 <w:b/>
                 <w:color w:val="6AA84F"/>
               </w:rPr>
-              <w:lastRenderedPageBreak/>
               <w:t>5</w:t>
             </w:r>
           </w:p>
@@ -4622,6 +4595,7 @@
                       <w:sz w:val="22"/>
                       <w:szCs w:val="22"/>
                     </w:rPr>
+                    <w:lastRenderedPageBreak/>
                     <w:t xml:space="preserve">Dodge </w:t>
                   </w:r>
                   <w:proofErr w:type="spellStart"/>
@@ -4821,6 +4795,7 @@
                 <w:sz w:val="22"/>
                 <w:szCs w:val="22"/>
               </w:rPr>
+              <w:lastRenderedPageBreak/>
               <w:t>the</w:t>
             </w:r>
             <w:proofErr w:type="spellEnd"/>
@@ -4915,6 +4890,7 @@
                       <w:sz w:val="22"/>
                       <w:szCs w:val="22"/>
                     </w:rPr>
+                    <w:lastRenderedPageBreak/>
                     <w:t>Player</w:t>
                   </w:r>
                   <w:proofErr w:type="spellEnd"/>
@@ -4970,8 +4946,20 @@
                       <w:sz w:val="22"/>
                       <w:szCs w:val="22"/>
                     </w:rPr>
-                    <w:t xml:space="preserve"> block</w:t>
-                  </w:r>
+                    <w:t xml:space="preserve"> </w:t>
+                  </w:r>
+                  <w:proofErr w:type="spellStart"/>
+                  <w:r>
+                    <w:rPr>
+                      <w:rFonts w:ascii="Cabin" w:eastAsia="Cabin" w:hAnsi="Cabin" w:cs="Cabin"/>
+                      <w:i/>
+                      <w:color w:val="B7B7B7"/>
+                      <w:sz w:val="22"/>
+                      <w:szCs w:val="22"/>
+                    </w:rPr>
+                    <w:t>bomb</w:t>
+                  </w:r>
+                  <w:proofErr w:type="spellEnd"/>
                 </w:p>
               </w:tc>
             </w:tr>
@@ -5474,6 +5462,8 @@
     <w:tbl>
       <w:tblPr>
         <w:tblStyle w:val="afc"/>
+        <w:tblpPr w:leftFromText="141" w:rightFromText="141" w:vertAnchor="text" w:tblpY="1"/>
+        <w:tblOverlap w:val="never"/>
         <w:tblW w:w="10080" w:type="dxa"/>
         <w:tblBorders>
           <w:top w:val="single" w:sz="8" w:space="0" w:color="FFFFFF"/>
@@ -5700,12 +5690,14 @@
                 </w:tcPr>
                 <w:p>
                   <w:pPr>
+                    <w:framePr w:hSpace="141" w:wrap="around" w:vAnchor="text" w:hAnchor="text" w:y="1"/>
                     <w:widowControl w:val="0"/>
                     <w:numPr>
                       <w:ilvl w:val="0"/>
                       <w:numId w:val="1"/>
                     </w:numPr>
                     <w:ind w:left="270"/>
+                    <w:suppressOverlap/>
                     <w:rPr>
                       <w:rFonts w:ascii="Cabin" w:eastAsia="Cabin" w:hAnsi="Cabin" w:cs="Cabin"/>
                       <w:i/>
@@ -5843,7 +5835,9 @@
                 </w:tcPr>
                 <w:p>
                   <w:pPr>
+                    <w:framePr w:hSpace="141" w:wrap="around" w:vAnchor="text" w:hAnchor="text" w:y="1"/>
                     <w:widowControl w:val="0"/>
+                    <w:suppressOverlap/>
                     <w:rPr>
                       <w:rFonts w:ascii="Cabin" w:eastAsia="Cabin" w:hAnsi="Cabin" w:cs="Cabin"/>
                       <w:i/>
@@ -5851,37 +5845,15 @@
                       <w:szCs w:val="22"/>
                     </w:rPr>
                   </w:pPr>
-                  <w:proofErr w:type="gramStart"/>
-                  <w:r>
-                    <w:rPr>
-                      <w:rFonts w:ascii="Cabin" w:eastAsia="Cabin" w:hAnsi="Cabin" w:cs="Cabin"/>
-                      <w:i/>
-                      <w:sz w:val="22"/>
-                      <w:szCs w:val="22"/>
-                    </w:rPr>
-                    <w:t>mm</w:t>
-                  </w:r>
-                  <w:proofErr w:type="gramEnd"/>
-                  <w:r>
-                    <w:rPr>
-                      <w:rFonts w:ascii="Cabin" w:eastAsia="Cabin" w:hAnsi="Cabin" w:cs="Cabin"/>
-                      <w:i/>
-                      <w:sz w:val="22"/>
-                      <w:szCs w:val="22"/>
-                    </w:rPr>
-                    <w:t>/</w:t>
-                  </w:r>
-                  <w:proofErr w:type="spellStart"/>
-                  <w:r>
-                    <w:rPr>
-                      <w:rFonts w:ascii="Cabin" w:eastAsia="Cabin" w:hAnsi="Cabin" w:cs="Cabin"/>
-                      <w:i/>
-                      <w:sz w:val="22"/>
-                      <w:szCs w:val="22"/>
-                    </w:rPr>
-                    <w:t>dd</w:t>
-                  </w:r>
-                  <w:proofErr w:type="spellEnd"/>
+                  <w:r>
+                    <w:rPr>
+                      <w:rFonts w:ascii="Cabin" w:eastAsia="Cabin" w:hAnsi="Cabin" w:cs="Cabin"/>
+                      <w:i/>
+                      <w:sz w:val="22"/>
+                      <w:szCs w:val="22"/>
+                    </w:rPr>
+                    <w:t>04/17</w:t>
+                  </w:r>
                 </w:p>
               </w:tc>
             </w:tr>
@@ -5991,12 +5963,14 @@
                 </w:tcPr>
                 <w:p>
                   <w:pPr>
+                    <w:framePr w:hSpace="141" w:wrap="around" w:vAnchor="text" w:hAnchor="text" w:y="1"/>
                     <w:widowControl w:val="0"/>
                     <w:numPr>
                       <w:ilvl w:val="0"/>
                       <w:numId w:val="1"/>
                     </w:numPr>
                     <w:ind w:left="270"/>
+                    <w:suppressOverlap/>
                     <w:rPr>
                       <w:rFonts w:ascii="Cabin" w:eastAsia="Cabin" w:hAnsi="Cabin" w:cs="Cabin"/>
                       <w:i/>
@@ -6013,7 +5987,7 @@
                       <w:sz w:val="22"/>
                       <w:szCs w:val="22"/>
                     </w:rPr>
-                    <w:t xml:space="preserve">Basic block </w:t>
+                    <w:t xml:space="preserve">Basic </w:t>
                   </w:r>
                   <w:proofErr w:type="spellStart"/>
                   <w:r>
@@ -6024,6 +5998,28 @@
                       <w:sz w:val="22"/>
                       <w:szCs w:val="22"/>
                     </w:rPr>
+                    <w:t>bomb</w:t>
+                  </w:r>
+                  <w:proofErr w:type="spellEnd"/>
+                  <w:r>
+                    <w:rPr>
+                      <w:rFonts w:ascii="Cabin" w:eastAsia="Cabin" w:hAnsi="Cabin" w:cs="Cabin"/>
+                      <w:i/>
+                      <w:color w:val="B7B7B7"/>
+                      <w:sz w:val="22"/>
+                      <w:szCs w:val="22"/>
+                    </w:rPr>
+                    <w:t xml:space="preserve"> </w:t>
+                  </w:r>
+                  <w:proofErr w:type="spellStart"/>
+                  <w:r>
+                    <w:rPr>
+                      <w:rFonts w:ascii="Cabin" w:eastAsia="Cabin" w:hAnsi="Cabin" w:cs="Cabin"/>
+                      <w:i/>
+                      <w:color w:val="B7B7B7"/>
+                      <w:sz w:val="22"/>
+                      <w:szCs w:val="22"/>
+                    </w:rPr>
                     <w:t>falling</w:t>
                   </w:r>
                   <w:proofErr w:type="spellEnd"/>
@@ -6049,6 +6045,35 @@
                     <w:t>mechanic</w:t>
                   </w:r>
                   <w:proofErr w:type="spellEnd"/>
+                </w:p>
+                <w:p>
+                  <w:pPr>
+                    <w:framePr w:hSpace="141" w:wrap="around" w:vAnchor="text" w:hAnchor="text" w:y="1"/>
+                    <w:widowControl w:val="0"/>
+                    <w:numPr>
+                      <w:ilvl w:val="0"/>
+                      <w:numId w:val="1"/>
+                    </w:numPr>
+                    <w:ind w:left="270"/>
+                    <w:suppressOverlap/>
+                    <w:rPr>
+                      <w:rFonts w:ascii="Cabin" w:eastAsia="Cabin" w:hAnsi="Cabin" w:cs="Cabin"/>
+                      <w:i/>
+                      <w:color w:val="B7B7B7"/>
+                      <w:sz w:val="22"/>
+                      <w:szCs w:val="22"/>
+                    </w:rPr>
+                  </w:pPr>
+                  <w:r>
+                    <w:rPr>
+                      <w:rFonts w:ascii="Cabin" w:eastAsia="Cabin" w:hAnsi="Cabin" w:cs="Cabin"/>
+                      <w:i/>
+                      <w:color w:val="B7B7B7"/>
+                      <w:sz w:val="22"/>
+                      <w:szCs w:val="22"/>
+                    </w:rPr>
+                    <w:t xml:space="preserve">Power Up </w:t>
+                  </w:r>
                 </w:p>
               </w:tc>
             </w:tr>
@@ -6122,7 +6147,9 @@
                 </w:tcPr>
                 <w:p>
                   <w:pPr>
+                    <w:framePr w:hSpace="141" w:wrap="around" w:vAnchor="text" w:hAnchor="text" w:y="1"/>
                     <w:widowControl w:val="0"/>
+                    <w:suppressOverlap/>
                     <w:rPr>
                       <w:rFonts w:ascii="Cabin" w:eastAsia="Cabin" w:hAnsi="Cabin" w:cs="Cabin"/>
                       <w:i/>
@@ -6130,37 +6157,15 @@
                       <w:szCs w:val="22"/>
                     </w:rPr>
                   </w:pPr>
-                  <w:proofErr w:type="gramStart"/>
-                  <w:r>
-                    <w:rPr>
-                      <w:rFonts w:ascii="Cabin" w:eastAsia="Cabin" w:hAnsi="Cabin" w:cs="Cabin"/>
-                      <w:i/>
-                      <w:sz w:val="22"/>
-                      <w:szCs w:val="22"/>
-                    </w:rPr>
-                    <w:t>mm</w:t>
-                  </w:r>
-                  <w:proofErr w:type="gramEnd"/>
-                  <w:r>
-                    <w:rPr>
-                      <w:rFonts w:ascii="Cabin" w:eastAsia="Cabin" w:hAnsi="Cabin" w:cs="Cabin"/>
-                      <w:i/>
-                      <w:sz w:val="22"/>
-                      <w:szCs w:val="22"/>
-                    </w:rPr>
-                    <w:t>/</w:t>
-                  </w:r>
-                  <w:proofErr w:type="spellStart"/>
-                  <w:r>
-                    <w:rPr>
-                      <w:rFonts w:ascii="Cabin" w:eastAsia="Cabin" w:hAnsi="Cabin" w:cs="Cabin"/>
-                      <w:i/>
-                      <w:sz w:val="22"/>
-                      <w:szCs w:val="22"/>
-                    </w:rPr>
-                    <w:t>dd</w:t>
-                  </w:r>
-                  <w:proofErr w:type="spellEnd"/>
+                  <w:r>
+                    <w:rPr>
+                      <w:rFonts w:ascii="Cabin" w:eastAsia="Cabin" w:hAnsi="Cabin" w:cs="Cabin"/>
+                      <w:i/>
+                      <w:sz w:val="22"/>
+                      <w:szCs w:val="22"/>
+                    </w:rPr>
+                    <w:t>04/18</w:t>
+                  </w:r>
                 </w:p>
               </w:tc>
             </w:tr>
@@ -6270,12 +6275,14 @@
                 </w:tcPr>
                 <w:p>
                   <w:pPr>
+                    <w:framePr w:hSpace="141" w:wrap="around" w:vAnchor="text" w:hAnchor="text" w:y="1"/>
                     <w:widowControl w:val="0"/>
                     <w:numPr>
                       <w:ilvl w:val="0"/>
                       <w:numId w:val="1"/>
                     </w:numPr>
                     <w:ind w:left="270"/>
+                    <w:suppressOverlap/>
                     <w:rPr>
                       <w:rFonts w:ascii="Cabin" w:eastAsia="Cabin" w:hAnsi="Cabin" w:cs="Cabin"/>
                       <w:i/>
@@ -6349,6 +6356,16 @@
                       <w:szCs w:val="22"/>
                     </w:rPr>
                     <w:t xml:space="preserve"> game over </w:t>
+                  </w:r>
+                  <w:r>
+                    <w:rPr>
+                      <w:rFonts w:ascii="Cabin" w:eastAsia="Cabin" w:hAnsi="Cabin" w:cs="Cabin"/>
+                      <w:i/>
+                      <w:color w:val="B7B7B7"/>
+                      <w:sz w:val="22"/>
+                      <w:szCs w:val="22"/>
+                    </w:rPr>
+                    <w:t>screen</w:t>
                   </w:r>
                 </w:p>
               </w:tc>
@@ -6423,7 +6440,9 @@
                 </w:tcPr>
                 <w:p>
                   <w:pPr>
+                    <w:framePr w:hSpace="141" w:wrap="around" w:vAnchor="text" w:hAnchor="text" w:y="1"/>
                     <w:widowControl w:val="0"/>
+                    <w:suppressOverlap/>
                     <w:rPr>
                       <w:rFonts w:ascii="Cabin" w:eastAsia="Cabin" w:hAnsi="Cabin" w:cs="Cabin"/>
                       <w:i/>
@@ -6431,37 +6450,15 @@
                       <w:szCs w:val="22"/>
                     </w:rPr>
                   </w:pPr>
-                  <w:proofErr w:type="gramStart"/>
-                  <w:r>
-                    <w:rPr>
-                      <w:rFonts w:ascii="Cabin" w:eastAsia="Cabin" w:hAnsi="Cabin" w:cs="Cabin"/>
-                      <w:i/>
-                      <w:sz w:val="22"/>
-                      <w:szCs w:val="22"/>
-                    </w:rPr>
-                    <w:t>mm</w:t>
-                  </w:r>
-                  <w:proofErr w:type="gramEnd"/>
-                  <w:r>
-                    <w:rPr>
-                      <w:rFonts w:ascii="Cabin" w:eastAsia="Cabin" w:hAnsi="Cabin" w:cs="Cabin"/>
-                      <w:i/>
-                      <w:sz w:val="22"/>
-                      <w:szCs w:val="22"/>
-                    </w:rPr>
-                    <w:t>/</w:t>
-                  </w:r>
-                  <w:proofErr w:type="spellStart"/>
-                  <w:r>
-                    <w:rPr>
-                      <w:rFonts w:ascii="Cabin" w:eastAsia="Cabin" w:hAnsi="Cabin" w:cs="Cabin"/>
-                      <w:i/>
-                      <w:sz w:val="22"/>
-                      <w:szCs w:val="22"/>
-                    </w:rPr>
-                    <w:t>dd</w:t>
-                  </w:r>
-                  <w:proofErr w:type="spellEnd"/>
+                  <w:r>
+                    <w:rPr>
+                      <w:rFonts w:ascii="Cabin" w:eastAsia="Cabin" w:hAnsi="Cabin" w:cs="Cabin"/>
+                      <w:i/>
+                      <w:sz w:val="22"/>
+                      <w:szCs w:val="22"/>
+                    </w:rPr>
+                    <w:t>04/19</w:t>
+                  </w:r>
                 </w:p>
               </w:tc>
             </w:tr>
@@ -6571,12 +6568,14 @@
                 </w:tcPr>
                 <w:p>
                   <w:pPr>
+                    <w:framePr w:hSpace="141" w:wrap="around" w:vAnchor="text" w:hAnchor="text" w:y="1"/>
                     <w:widowControl w:val="0"/>
                     <w:numPr>
                       <w:ilvl w:val="0"/>
                       <w:numId w:val="1"/>
                     </w:numPr>
                     <w:ind w:left="270"/>
+                    <w:suppressOverlap/>
                     <w:rPr>
                       <w:rFonts w:ascii="Cabin" w:eastAsia="Cabin" w:hAnsi="Cabin" w:cs="Cabin"/>
                       <w:i/>
@@ -6724,7 +6723,9 @@
                 </w:tcPr>
                 <w:p>
                   <w:pPr>
+                    <w:framePr w:hSpace="141" w:wrap="around" w:vAnchor="text" w:hAnchor="text" w:y="1"/>
                     <w:widowControl w:val="0"/>
+                    <w:suppressOverlap/>
                     <w:rPr>
                       <w:rFonts w:ascii="Cabin" w:eastAsia="Cabin" w:hAnsi="Cabin" w:cs="Cabin"/>
                       <w:i/>
@@ -6732,37 +6733,15 @@
                       <w:szCs w:val="22"/>
                     </w:rPr>
                   </w:pPr>
-                  <w:proofErr w:type="gramStart"/>
-                  <w:r>
-                    <w:rPr>
-                      <w:rFonts w:ascii="Cabin" w:eastAsia="Cabin" w:hAnsi="Cabin" w:cs="Cabin"/>
-                      <w:i/>
-                      <w:sz w:val="22"/>
-                      <w:szCs w:val="22"/>
-                    </w:rPr>
-                    <w:t>mm</w:t>
-                  </w:r>
-                  <w:proofErr w:type="gramEnd"/>
-                  <w:r>
-                    <w:rPr>
-                      <w:rFonts w:ascii="Cabin" w:eastAsia="Cabin" w:hAnsi="Cabin" w:cs="Cabin"/>
-                      <w:i/>
-                      <w:sz w:val="22"/>
-                      <w:szCs w:val="22"/>
-                    </w:rPr>
-                    <w:t>/</w:t>
-                  </w:r>
-                  <w:proofErr w:type="spellStart"/>
-                  <w:r>
-                    <w:rPr>
-                      <w:rFonts w:ascii="Cabin" w:eastAsia="Cabin" w:hAnsi="Cabin" w:cs="Cabin"/>
-                      <w:i/>
-                      <w:sz w:val="22"/>
-                      <w:szCs w:val="22"/>
-                    </w:rPr>
-                    <w:t>dd</w:t>
-                  </w:r>
-                  <w:proofErr w:type="spellEnd"/>
+                  <w:r>
+                    <w:rPr>
+                      <w:rFonts w:ascii="Cabin" w:eastAsia="Cabin" w:hAnsi="Cabin" w:cs="Cabin"/>
+                      <w:i/>
+                      <w:sz w:val="22"/>
+                      <w:szCs w:val="22"/>
+                    </w:rPr>
+                    <w:t>04/20</w:t>
+                  </w:r>
                 </w:p>
               </w:tc>
             </w:tr>
@@ -6872,12 +6851,14 @@
                 </w:tcPr>
                 <w:p>
                   <w:pPr>
+                    <w:framePr w:hSpace="141" w:wrap="around" w:vAnchor="text" w:hAnchor="text" w:y="1"/>
                     <w:widowControl w:val="0"/>
                     <w:numPr>
                       <w:ilvl w:val="0"/>
                       <w:numId w:val="1"/>
                     </w:numPr>
                     <w:ind w:left="270"/>
+                    <w:suppressOverlap/>
                     <w:rPr>
                       <w:rFonts w:ascii="Cabin" w:eastAsia="Cabin" w:hAnsi="Cabin" w:cs="Cabin"/>
                       <w:i/>
@@ -7003,7 +6984,9 @@
                 </w:tcPr>
                 <w:p>
                   <w:pPr>
+                    <w:framePr w:hSpace="141" w:wrap="around" w:vAnchor="text" w:hAnchor="text" w:y="1"/>
                     <w:widowControl w:val="0"/>
+                    <w:suppressOverlap/>
                     <w:rPr>
                       <w:rFonts w:ascii="Cabin" w:eastAsia="Cabin" w:hAnsi="Cabin" w:cs="Cabin"/>
                       <w:i/>
@@ -7011,37 +6994,15 @@
                       <w:szCs w:val="22"/>
                     </w:rPr>
                   </w:pPr>
-                  <w:proofErr w:type="gramStart"/>
-                  <w:r>
-                    <w:rPr>
-                      <w:rFonts w:ascii="Cabin" w:eastAsia="Cabin" w:hAnsi="Cabin" w:cs="Cabin"/>
-                      <w:i/>
-                      <w:sz w:val="22"/>
-                      <w:szCs w:val="22"/>
-                    </w:rPr>
-                    <w:t>mm</w:t>
-                  </w:r>
-                  <w:proofErr w:type="gramEnd"/>
-                  <w:r>
-                    <w:rPr>
-                      <w:rFonts w:ascii="Cabin" w:eastAsia="Cabin" w:hAnsi="Cabin" w:cs="Cabin"/>
-                      <w:i/>
-                      <w:sz w:val="22"/>
-                      <w:szCs w:val="22"/>
-                    </w:rPr>
-                    <w:t>/</w:t>
-                  </w:r>
-                  <w:proofErr w:type="spellStart"/>
-                  <w:r>
-                    <w:rPr>
-                      <w:rFonts w:ascii="Cabin" w:eastAsia="Cabin" w:hAnsi="Cabin" w:cs="Cabin"/>
-                      <w:i/>
-                      <w:sz w:val="22"/>
-                      <w:szCs w:val="22"/>
-                    </w:rPr>
-                    <w:t>dd</w:t>
-                  </w:r>
-                  <w:proofErr w:type="spellEnd"/>
+                  <w:r>
+                    <w:rPr>
+                      <w:rFonts w:ascii="Cabin" w:eastAsia="Cabin" w:hAnsi="Cabin" w:cs="Cabin"/>
+                      <w:i/>
+                      <w:sz w:val="22"/>
+                      <w:szCs w:val="22"/>
+                    </w:rPr>
+                    <w:t>04/21</w:t>
+                  </w:r>
                 </w:p>
               </w:tc>
             </w:tr>
@@ -7153,7 +7114,9 @@
                 </w:tcPr>
                 <w:p>
                   <w:pPr>
+                    <w:framePr w:hSpace="141" w:wrap="around" w:vAnchor="text" w:hAnchor="text" w:y="1"/>
                     <w:widowControl w:val="0"/>
+                    <w:suppressOverlap/>
                     <w:rPr>
                       <w:rFonts w:ascii="Cabin" w:eastAsia="Cabin" w:hAnsi="Cabin" w:cs="Cabin"/>
                       <w:i/>
@@ -7187,7 +7150,9 @@
                 </w:p>
                 <w:p>
                   <w:pPr>
+                    <w:framePr w:hSpace="141" w:wrap="around" w:vAnchor="text" w:hAnchor="text" w:y="1"/>
                     <w:widowControl w:val="0"/>
+                    <w:suppressOverlap/>
                     <w:rPr>
                       <w:rFonts w:ascii="Cabin" w:eastAsia="Cabin" w:hAnsi="Cabin" w:cs="Cabin"/>
                       <w:i/>
@@ -7399,7 +7364,9 @@
                 </w:tcPr>
                 <w:p>
                   <w:pPr>
+                    <w:framePr w:hSpace="141" w:wrap="around" w:vAnchor="text" w:hAnchor="text" w:y="1"/>
                     <w:widowControl w:val="0"/>
+                    <w:suppressOverlap/>
                     <w:rPr>
                       <w:rFonts w:ascii="Cabin" w:eastAsia="Cabin" w:hAnsi="Cabin" w:cs="Cabin"/>
                       <w:i/>
@@ -7407,37 +7374,15 @@
                       <w:szCs w:val="22"/>
                     </w:rPr>
                   </w:pPr>
-                  <w:proofErr w:type="gramStart"/>
-                  <w:r>
-                    <w:rPr>
-                      <w:rFonts w:ascii="Cabin" w:eastAsia="Cabin" w:hAnsi="Cabin" w:cs="Cabin"/>
-                      <w:i/>
-                      <w:sz w:val="22"/>
-                      <w:szCs w:val="22"/>
-                    </w:rPr>
-                    <w:t>mm</w:t>
-                  </w:r>
-                  <w:proofErr w:type="gramEnd"/>
-                  <w:r>
-                    <w:rPr>
-                      <w:rFonts w:ascii="Cabin" w:eastAsia="Cabin" w:hAnsi="Cabin" w:cs="Cabin"/>
-                      <w:i/>
-                      <w:sz w:val="22"/>
-                      <w:szCs w:val="22"/>
-                    </w:rPr>
-                    <w:t>/</w:t>
-                  </w:r>
-                  <w:proofErr w:type="spellStart"/>
-                  <w:r>
-                    <w:rPr>
-                      <w:rFonts w:ascii="Cabin" w:eastAsia="Cabin" w:hAnsi="Cabin" w:cs="Cabin"/>
-                      <w:i/>
-                      <w:sz w:val="22"/>
-                      <w:szCs w:val="22"/>
-                    </w:rPr>
-                    <w:t>dd</w:t>
-                  </w:r>
-                  <w:proofErr w:type="spellEnd"/>
+                  <w:r>
+                    <w:rPr>
+                      <w:rFonts w:ascii="Cabin" w:eastAsia="Cabin" w:hAnsi="Cabin" w:cs="Cabin"/>
+                      <w:i/>
+                      <w:sz w:val="22"/>
+                      <w:szCs w:val="22"/>
+                    </w:rPr>
+                    <w:t>04/22</w:t>
+                  </w:r>
                 </w:p>
               </w:tc>
             </w:tr>
@@ -7466,6 +7411,14 @@
           <w:szCs w:val="22"/>
         </w:rPr>
       </w:pPr>
+      <w:r>
+        <w:rPr>
+          <w:rFonts w:ascii="Cabin" w:eastAsia="Cabin" w:hAnsi="Cabin" w:cs="Cabin"/>
+          <w:sz w:val="22"/>
+          <w:szCs w:val="22"/>
+        </w:rPr>
+        <w:br w:type="textWrapping" w:clear="all"/>
+      </w:r>
     </w:p>
     <w:p>
       <w:pPr>
